--- a/SASP/ud5/Criterios ASG.docx
+++ b/SASP/ud5/Criterios ASG.docx
@@ -10,7 +10,19 @@
         <w:t>Criterios ASG</w:t>
       </w:r>
     </w:p>
-    <w:p/>
+    <w:p>
+      <w:r>
+        <w:rPr>
+          <w:rFonts w:asciiTheme="majorHAnsi" w:eastAsia="Times New Roman" w:hAnsiTheme="majorHAnsi" w:cstheme="majorHAnsi"/>
+          <w:kern w:val="0"/>
+          <w:sz w:val="24"/>
+          <w:szCs w:val="24"/>
+          <w:lang w:eastAsia="es-ES"/>
+          <w14:ligatures w14:val="none"/>
+        </w:rPr>
+        <w:t>Conjunto de estándares que evalúan el comportamiento de una empresa en tres áreas clave:</w:t>
+      </w:r>
+    </w:p>
     <w:p>
       <w:pPr>
         <w:pStyle w:val="Ttulo1"/>
@@ -167,13 +179,7 @@
     </w:p>
     <w:p>
       <w:r>
-        <w:t>Los criterios sociales consideran la contribución de las empresas y de los inversores</w:t>
-      </w:r>
-      <w:r>
-        <w:t xml:space="preserve"> </w:t>
-      </w:r>
-      <w:r>
-        <w:t>al bienestar social, por eso, se relacionan con los ODS de carácter social.</w:t>
+        <w:t>Los criterios sociales consideran la contribución de las empresas y de los inversores al bienestar social, por eso, se relacionan con los ODS de carácter social.</w:t>
       </w:r>
     </w:p>
     <w:p>
@@ -367,13 +373,7 @@
       </w:r>
       <w:proofErr w:type="spellEnd"/>
       <w:r>
-        <w:t xml:space="preserve"> buen gobierno de las empresas. Se pueden relacionar</w:t>
-      </w:r>
-      <w:r>
-        <w:t xml:space="preserve"> </w:t>
-      </w:r>
-      <w:r>
-        <w:t>directamente con los objetivos de desarrollo sostenible 12. 16 y 17.</w:t>
+        <w:t xml:space="preserve"> buen gobierno de las empresas. Se pueden relacionar directamente con los objetivos de desarrollo sostenible 12. 16 y 17.</w:t>
       </w:r>
     </w:p>
     <w:p>
@@ -449,8 +449,6 @@
         <w:t xml:space="preserve"> 17.</w:t>
       </w:r>
     </w:p>
-    <w:p/>
-    <w:p/>
     <w:sectPr>
       <w:pgSz w:w="11906" w:h="16838"/>
       <w:pgMar w:top="1417" w:right="1701" w:bottom="1417" w:left="1701" w:header="708" w:footer="708" w:gutter="0"/>
